--- a/form/AngelSetsuna_Commission_Form_2026.docx
+++ b/form/AngelSetsuna_Commission_Form_2026.docx
@@ -1,5 +1,20 @@
 
-<file path=word/document.xml><?xml version="1.0" encoding="utf-8"?>
+<file path=customXML\item1.xml><?xml version="1.0" encoding="utf-8"?>
+<go:gDocsCustomXmlDataStorage xmlns:go="http://customooxmlschemas.google.com/" xmlns:r="http://schemas.openxmlformats.org/officeDocument/2006/relationships" uri="GoogleDocsCustomDataVersion2">
+  <go:docsCustomData xmlns:go="http://customooxmlschemas.google.com/" roundtripDataSignature="AMtx7miyiiP9lsmud4dYglI2fz41ugzsQg==">CgMxLjAyDmgubmd3bTdoaHV0aXdwOAByITFSSFRNRDVWRnlJY0JWVWNFM3hYV1BFYmtsOTV2aTdPQg==</go:docsCustomData>
+</go:gDocsCustomXmlDataStorage>
+</file>
+
+<file path=customXML\itemProps1.xml><?xml version="1.0" encoding="utf-8"?>
+<ds:datastoreItem xmlns:ds="http://schemas.openxmlformats.org/officeDocument/2006/customXml" ds:itemID="{11111111-1234-1234-1234-123412341234}">
+  <ds:schemaRefs>
+    <ds:schemaRef ds:uri="http://schemas.openxmlformats.org/officeDocument/2006/relationships"/>
+    <ds:schemaRef ds:uri="http://customooxmlschemas.google.com/"/>
+  </ds:schemaRefs>
+</ds:datastoreItem>
+</file>
+
+<file path=word\document.xml><?xml version="1.0" encoding="utf-8"?>
 <w:document xmlns:mc="http://schemas.openxmlformats.org/markup-compatibility/2006" xmlns:o="urn:schemas-microsoft-com:office:office" xmlns:r="http://schemas.openxmlformats.org/officeDocument/2006/relationships" xmlns:m="http://schemas.openxmlformats.org/officeDocument/2006/math" xmlns:v="urn:schemas-microsoft-com:vml" xmlns:wp="http://schemas.openxmlformats.org/drawingml/2006/wordprocessingDrawing" xmlns:w10="urn:schemas-microsoft-com:office:word" xmlns:w="http://schemas.openxmlformats.org/wordprocessingml/2006/main" xmlns:wne="http://schemas.microsoft.com/office/word/2006/wordml" xmlns:sl="http://schemas.openxmlformats.org/schemaLibrary/2006/main" xmlns:a="http://schemas.openxmlformats.org/drawingml/2006/main" xmlns:pic="http://schemas.openxmlformats.org/drawingml/2006/picture" xmlns:c="http://schemas.openxmlformats.org/drawingml/2006/chart" xmlns:lc="http://schemas.openxmlformats.org/drawingml/2006/lockedCanvas" xmlns:dgm="http://schemas.openxmlformats.org/drawingml/2006/diagram" xmlns:wps="http://schemas.microsoft.com/office/word/2010/wordprocessingShape" xmlns:wpg="http://schemas.microsoft.com/office/word/2010/wordprocessingGroup" xmlns:w14="http://schemas.microsoft.com/office/word/2010/wordml" xmlns:w15="http://schemas.microsoft.com/office/word/2012/wordml" xmlns:w16="http://schemas.microsoft.com/office/word/2018/wordml" xmlns:w16cex="http://schemas.microsoft.com/office/word/2018/wordml/cex" xmlns:w16cid="http://schemas.microsoft.com/office/word/2016/wordml/cid" xmlns="http://schemas.microsoft.com/office/tasks/2019/documenttasks" xmlns:cr="http://schemas.microsoft.com/office/comments/2020/reactions">
   <w:body>
     <w:p>
@@ -912,7 +927,7 @@
               <w:rPr>
                 <w:rtl w:val="0"/>
               </w:rPr>
-              <w:t xml:space="preserve">•頭像$2,000up</w:t>
+              <w:t xml:space="preserve">•頭像$3,000up</w:t>
             </w:r>
           </w:p>
           <w:p>
@@ -925,7 +940,7 @@
               <w:rPr>
                 <w:rtl w:val="0"/>
               </w:rPr>
-              <w:t xml:space="preserve">•半身$3,000up</w:t>
+              <w:t xml:space="preserve">•半身$5,000up</w:t>
             </w:r>
           </w:p>
           <w:p>
@@ -938,7 +953,7 @@
               <w:rPr>
                 <w:rtl w:val="0"/>
               </w:rPr>
-              <w:t xml:space="preserve">•全身$3,800up</w:t>
+              <w:t xml:space="preserve">•全身$8,000up</w:t>
             </w:r>
           </w:p>
           <w:p>
@@ -951,7 +966,7 @@
               <w:rPr>
                 <w:rtl w:val="0"/>
               </w:rPr>
-              <w:t xml:space="preserve">•立繪$3,800up</w:t>
+              <w:t xml:space="preserve">•立繪$8,000up</w:t>
             </w:r>
           </w:p>
           <w:p>
@@ -964,7 +979,7 @@
               <w:rPr>
                 <w:rtl w:val="0"/>
               </w:rPr>
-              <w:t xml:space="preserve">•多一人+$500</w:t>
+              <w:t xml:space="preserve">•多一人+40%</w:t>
             </w:r>
           </w:p>
           <w:p>
@@ -977,7 +992,7 @@
               <w:rPr>
                 <w:rtl w:val="0"/>
               </w:rPr>
-              <w:t xml:space="preserve">•多一隻小型動物+$100</w:t>
+              <w:t xml:space="preserve">•多一隻小型動物+$200</w:t>
             </w:r>
           </w:p>
           <w:p>
@@ -990,7 +1005,7 @@
               <w:rPr>
                 <w:rtl w:val="0"/>
               </w:rPr>
-              <w:t xml:space="preserve">•多一隻大型動物+$450</w:t>
+              <w:t xml:space="preserve">•多一隻大型動物+$600</w:t>
             </w:r>
           </w:p>
           <w:p>
@@ -1003,7 +1018,7 @@
               <w:rPr>
                 <w:rtl w:val="0"/>
               </w:rPr>
-              <w:t xml:space="preserve">•背景+$250</w:t>
+              <w:t xml:space="preserve">•背景（依複雜度）$500~$2,000</w:t>
             </w:r>
           </w:p>
           <w:p>
@@ -1016,7 +1031,7 @@
               <w:rPr>
                 <w:rtl w:val="0"/>
               </w:rPr>
-              <w:t xml:space="preserve">•加急+$500</w:t>
+              <w:t xml:space="preserve">•加急（依情況）</w:t>
             </w:r>
           </w:p>
           <w:p>
@@ -1778,7 +1793,7 @@
         <w:rPr>
           <w:rtl w:val="0"/>
         </w:rPr>
-        <w:t xml:space="preserve">三、聲明與規範</w:t>
+        <w:t xml:space="preserve">四、聲明與規範</w:t>
       </w:r>
     </w:p>
     <w:p>
@@ -1946,7 +1961,18 @@
 </w:document>
 </file>
 
-<file path=word/numbering.xml><?xml version="1.0" encoding="utf-8"?>
+<file path=word\fontTable.xml><?xml version="1.0" encoding="utf-8"?>
+<w:fonts xmlns:mc="http://schemas.openxmlformats.org/markup-compatibility/2006" xmlns:o="urn:schemas-microsoft-com:office:office" xmlns:r="http://schemas.openxmlformats.org/officeDocument/2006/relationships" xmlns:m="http://schemas.openxmlformats.org/officeDocument/2006/math" xmlns:v="urn:schemas-microsoft-com:vml" xmlns:wp="http://schemas.openxmlformats.org/drawingml/2006/wordprocessingDrawing" xmlns:w10="urn:schemas-microsoft-com:office:word" xmlns:w="http://schemas.openxmlformats.org/wordprocessingml/2006/main" xmlns:wne="http://schemas.microsoft.com/office/word/2006/wordml" xmlns:sl="http://schemas.openxmlformats.org/schemaLibrary/2006/main" xmlns:a="http://schemas.openxmlformats.org/drawingml/2006/main" xmlns:pic="http://schemas.openxmlformats.org/drawingml/2006/picture" xmlns:c="http://schemas.openxmlformats.org/drawingml/2006/chart" xmlns:lc="http://schemas.openxmlformats.org/drawingml/2006/lockedCanvas" xmlns:dgm="http://schemas.openxmlformats.org/drawingml/2006/diagram" xmlns:wps="http://schemas.microsoft.com/office/word/2010/wordprocessingShape" xmlns:wpg="http://schemas.microsoft.com/office/word/2010/wordprocessingGroup" xmlns:w14="http://schemas.microsoft.com/office/word/2010/wordml" xmlns:w15="http://schemas.microsoft.com/office/word/2012/wordml" xmlns:w16="http://schemas.microsoft.com/office/word/2018/wordml" xmlns:w16cex="http://schemas.microsoft.com/office/word/2018/wordml/cex" xmlns:w16cid="http://schemas.microsoft.com/office/word/2016/wordml/cid" xmlns="http://schemas.microsoft.com/office/tasks/2019/documenttasks" xmlns:cr="http://schemas.microsoft.com/office/comments/2020/reactions">
+  <w:font w:name="Microsoft JhengHei"/>
+  <w:font w:name="Calibri"/>
+  <w:font w:name="Noto Sans Symbols">
+    <w:embedRegular w:fontKey="{00000000-0000-0000-0000-000000000000}" r:id="rId1" w:subsetted="0"/>
+    <w:embedBold w:fontKey="{00000000-0000-0000-0000-000000000000}" r:id="rId2" w:subsetted="0"/>
+  </w:font>
+</w:fonts>
+</file>
+
+<file path=word\numbering.xml><?xml version="1.0" encoding="utf-8"?>
 <w:numbering xmlns:mc="http://schemas.openxmlformats.org/markup-compatibility/2006" xmlns:o="urn:schemas-microsoft-com:office:office" xmlns:r="http://schemas.openxmlformats.org/officeDocument/2006/relationships" xmlns:m="http://schemas.openxmlformats.org/officeDocument/2006/math" xmlns:v="urn:schemas-microsoft-com:vml" xmlns:wp="http://schemas.openxmlformats.org/drawingml/2006/wordprocessingDrawing" xmlns:w10="urn:schemas-microsoft-com:office:word" xmlns:w="http://schemas.openxmlformats.org/wordprocessingml/2006/main" xmlns:wne="http://schemas.microsoft.com/office/word/2006/wordml" xmlns:sl="http://schemas.openxmlformats.org/schemaLibrary/2006/main" xmlns:a="http://schemas.openxmlformats.org/drawingml/2006/main" xmlns:pic="http://schemas.openxmlformats.org/drawingml/2006/picture" xmlns:c="http://schemas.openxmlformats.org/drawingml/2006/chart" xmlns:lc="http://schemas.openxmlformats.org/drawingml/2006/lockedCanvas" xmlns:dgm="http://schemas.openxmlformats.org/drawingml/2006/diagram" xmlns:wps="http://schemas.microsoft.com/office/word/2010/wordprocessingShape" xmlns:wpg="http://schemas.microsoft.com/office/word/2010/wordprocessingGroup" xmlns:w14="http://schemas.microsoft.com/office/word/2010/wordml" xmlns:w15="http://schemas.microsoft.com/office/word/2012/wordml" xmlns:w16="http://schemas.microsoft.com/office/word/2018/wordml" xmlns:w16cex="http://schemas.microsoft.com/office/word/2018/wordml/cex" xmlns:w16cid="http://schemas.microsoft.com/office/word/2016/wordml/cid" xmlns="http://schemas.microsoft.com/office/tasks/2019/documenttasks" xmlns:cr="http://schemas.microsoft.com/office/comments/2020/reactions">
   <w:abstractNum w:abstractNumId="1">
     <w:lvl w:ilvl="0">
@@ -2277,7 +2303,18 @@
 </w:numbering>
 </file>
 
-<file path=word/styles.xml><?xml version="1.0" encoding="utf-8"?>
+<file path=word\settings.xml><?xml version="1.0" encoding="utf-8"?>
+<w:settings xmlns:mc="http://schemas.openxmlformats.org/markup-compatibility/2006" xmlns:o="urn:schemas-microsoft-com:office:office" xmlns:r="http://schemas.openxmlformats.org/officeDocument/2006/relationships" xmlns:m="http://schemas.openxmlformats.org/officeDocument/2006/math" xmlns:v="urn:schemas-microsoft-com:vml" xmlns:wp="http://schemas.openxmlformats.org/drawingml/2006/wordprocessingDrawing" xmlns:w10="urn:schemas-microsoft-com:office:word" xmlns:w="http://schemas.openxmlformats.org/wordprocessingml/2006/main" xmlns:wne="http://schemas.microsoft.com/office/word/2006/wordml" xmlns:sl="http://schemas.openxmlformats.org/schemaLibrary/2006/main" xmlns:a="http://schemas.openxmlformats.org/drawingml/2006/main" xmlns:pic="http://schemas.openxmlformats.org/drawingml/2006/picture" xmlns:c="http://schemas.openxmlformats.org/drawingml/2006/chart" xmlns:lc="http://schemas.openxmlformats.org/drawingml/2006/lockedCanvas" xmlns:dgm="http://schemas.openxmlformats.org/drawingml/2006/diagram" xmlns:wps="http://schemas.microsoft.com/office/word/2010/wordprocessingShape" xmlns:wpg="http://schemas.microsoft.com/office/word/2010/wordprocessingGroup" xmlns:w14="http://schemas.microsoft.com/office/word/2010/wordml" xmlns:w15="http://schemas.microsoft.com/office/word/2012/wordml" xmlns:w16="http://schemas.microsoft.com/office/word/2018/wordml" xmlns:w16cex="http://schemas.microsoft.com/office/word/2018/wordml/cex" xmlns:w16cid="http://schemas.microsoft.com/office/word/2016/wordml/cid" xmlns="http://schemas.microsoft.com/office/tasks/2019/documenttasks" xmlns:cr="http://schemas.microsoft.com/office/comments/2020/reactions">
+  <w:embedTrueTypeFonts w:val="1"/>
+  <w:defaultTabStop w:val="720"/>
+  <w:compat>
+    <w:compatSetting w:val="15" w:name="compatibilityMode" w:uri="http://schemas.microsoft.com/office/word"/>
+  </w:compat>
+  <w:clrSchemeMapping w:bg1="light1" w:t1="dark1" w:bg2="light2" w:t2="dark2" w:accent1="accent1" w:accent2="accent2" w:accent3="accent3" w:accent4="accent4" w:accent5="accent5" w:accent6="accent6" w:hyperlink="hyperlink" w:followedHyperlink="followedHyperlink"/>
+</w:settings>
+</file>
+
+<file path=word\styles.xml><?xml version="1.0" encoding="utf-8"?>
 <w:styles xmlns:mc="http://schemas.openxmlformats.org/markup-compatibility/2006" xmlns:o="urn:schemas-microsoft-com:office:office" xmlns:r="http://schemas.openxmlformats.org/officeDocument/2006/relationships" xmlns:m="http://schemas.openxmlformats.org/officeDocument/2006/math" xmlns:v="urn:schemas-microsoft-com:vml" xmlns:wp="http://schemas.openxmlformats.org/drawingml/2006/wordprocessingDrawing" xmlns:w10="urn:schemas-microsoft-com:office:word" xmlns:w="http://schemas.openxmlformats.org/wordprocessingml/2006/main" xmlns:wne="http://schemas.microsoft.com/office/word/2006/wordml" xmlns:sl="http://schemas.openxmlformats.org/schemaLibrary/2006/main" xmlns:a="http://schemas.openxmlformats.org/drawingml/2006/main" xmlns:pic="http://schemas.openxmlformats.org/drawingml/2006/picture" xmlns:c="http://schemas.openxmlformats.org/drawingml/2006/chart" xmlns:lc="http://schemas.openxmlformats.org/drawingml/2006/lockedCanvas" xmlns:dgm="http://schemas.openxmlformats.org/drawingml/2006/diagram" xmlns:wps="http://schemas.microsoft.com/office/word/2010/wordprocessingShape" xmlns:wpg="http://schemas.microsoft.com/office/word/2010/wordprocessingGroup" xmlns:w14="http://schemas.microsoft.com/office/word/2010/wordml" xmlns:w15="http://schemas.microsoft.com/office/word/2012/wordml" xmlns:w16="http://schemas.microsoft.com/office/word/2018/wordml" xmlns:w16cex="http://schemas.microsoft.com/office/word/2018/wordml/cex" xmlns:w16cid="http://schemas.microsoft.com/office/word/2016/wordml/cid" xmlns="http://schemas.microsoft.com/office/tasks/2019/documenttasks" xmlns:cr="http://schemas.microsoft.com/office/comments/2020/reactions">
   <w:docDefaults>
     <w:rPrDefault>
@@ -2481,7 +2518,7 @@
 </w:styles>
 </file>
 
-<file path=word/theme/theme1.xml><?xml version="1.0" encoding="utf-8"?>
+<file path=word\theme\theme1.xml><?xml version="1.0" encoding="utf-8"?>
 <a:theme xmlns:a="http://schemas.openxmlformats.org/drawingml/2006/main" name="Office Theme">
   <a:themeElements>
     <a:clrScheme name="Office">
@@ -2799,19 +2836,4 @@
   </a:objectDefaults>
   <a:extraClrSchemeLst/>
 </a:theme>
-</file>
-
-<file path=customXML/item1.xml><?xml version="1.0" encoding="utf-8"?>
-<go:gDocsCustomXmlDataStorage xmlns:go="http://customooxmlschemas.google.com/" xmlns:r="http://schemas.openxmlformats.org/officeDocument/2006/relationships" uri="GoogleDocsCustomDataVersion2">
-  <go:docsCustomData xmlns:go="http://customooxmlschemas.google.com/" roundtripDataSignature="AMtx7miyiiP9lsmud4dYglI2fz41ugzsQg==">CgMxLjAyDmgubmd3bTdoaHV0aXdwOAByITFSSFRNRDVWRnlJY0JWVWNFM3hYV1BFYmtsOTV2aTdPQg==</go:docsCustomData>
-</go:gDocsCustomXmlDataStorage>
-</file>
-
-<file path=customXML/itemProps1.xml><?xml version="1.0" encoding="utf-8"?>
-<ds:datastoreItem xmlns:ds="http://schemas.openxmlformats.org/officeDocument/2006/customXml" ds:itemID="{11111111-1234-1234-1234-123412341234}">
-  <ds:schemaRefs>
-    <ds:schemaRef ds:uri="http://schemas.openxmlformats.org/officeDocument/2006/relationships"/>
-    <ds:schemaRef ds:uri="http://customooxmlschemas.google.com/"/>
-  </ds:schemaRefs>
-</ds:datastoreItem>
 </file>